--- a/evals/learning-loop-v2/patients/P005/materials/就诊材料.docx
+++ b/evals/learning-loop-v2/patients/P005/materials/就诊材料.docx
@@ -80,7 +80,7 @@
           <w:rFonts w:eastAsia="PingFang SC"/>
           <w:sz w:val="22"/>
         </w:rPr>
-        <w:t xml:space="preserve">问题清单</w:t>
+        <w:t xml:space="preserve">检验复核记录</w:t>
       </w:r>
     </w:p>
     <w:p>
@@ -89,34 +89,7 @@
           <w:rFonts w:eastAsia="PingFang SC"/>
           <w:sz w:val="22"/>
         </w:rPr>
-        <w:t xml:space="preserve">2026-06-13 HTN [confirmed]</w:t>
-      </w:r>
-    </w:p>
-    <w:p>
-      <w:r>
-        <w:rPr>
-          <w:rFonts w:eastAsia="PingFang SC"/>
-          <w:sz w:val="22"/>
-        </w:rPr>
-        <w:t xml:space="preserve">2026/7/14 T2DM [suspected]</w:t>
-      </w:r>
-    </w:p>
-    <w:p>
-      <w:r>
-        <w:rPr>
-          <w:rFonts w:eastAsia="PingFang SC"/>
-          <w:sz w:val="22"/>
-        </w:rPr>
-        <w:t xml:space="preserve">2026-06-13 心功能不全 [suspected]</w:t>
-      </w:r>
-    </w:p>
-    <w:p>
-      <w:r>
-        <w:rPr>
-          <w:rFonts w:eastAsia="PingFang SC"/>
-          <w:sz w:val="22"/>
-        </w:rPr>
-        <w:t xml:space="preserve">2026-06-13 胆囊息肉 [finding]</w:t>
+        <w:t xml:space="preserve">2026-06-13 血糖 116 mg/dL</w:t>
       </w:r>
     </w:p>
     <w:sectPr>
